--- a/examples/word/numbering.docx
+++ b/examples/word/numbering.docx
@@ -1080,7 +1080,7 @@
 </file>
 
 <file path=word/styles.xml><?xml version="1.0" encoding="utf-8"?>
-<w:styles xmlns:w="http://schemas.openxmlformats.org/wordprocessingml/2006/main">
+<w:styles xmlns:w14="http://schemas.microsoft.com/office/word/2010/wordml" xmlns:mc="http://schemas.openxmlformats.org/markup-compatibility/2006" xmlns:w="http://schemas.openxmlformats.org/wordprocessingml/2006/main" mc:Ignorable="w14">
   <w:docDefaults>
     <w:rPrDefault>
       <w:rPr>
